--- a/backend-exhibits/NFS to Google MyDrive standard included.docx
+++ b/backend-exhibits/NFS to Google MyDrive standard included.docx
@@ -39,14 +39,14 @@
               <w:ind w:left="52"/>
               <w:jc w:val="center"/>
               <w:rPr>
-                <w:rFonts w:ascii="Arial" w:hAnsi="Arial" w:cs="Arial"/>
+                <w:rFonts w:ascii="Arial" w:hAnsi="Arial" w:cs="Arial" w:eastAsia="Arial"/>
                 <w:sz w:val="21"/>
                 <w:szCs w:val="21"/>
               </w:rPr>
             </w:pPr>
             <w:r>
               <w:rPr>
-                <w:rFonts w:ascii="Arial" w:eastAsia="Arial" w:hAnsi="Arial" w:cs="Arial"/>
+                <w:rFonts w:ascii="Arial" w:hAnsi="Arial" w:cs="Arial" w:eastAsia="Arial"/>
                 <w:b/>
                 <w:sz w:val="21"/>
                 <w:szCs w:val="21"/>
@@ -55,7 +55,7 @@
             </w:r>
             <w:r>
               <w:rPr>
-                <w:rFonts w:ascii="Arial" w:eastAsia="Arial" w:hAnsi="Arial" w:cs="Arial"/>
+                <w:rFonts w:ascii="Arial" w:hAnsi="Arial" w:cs="Arial" w:eastAsia="Arial"/>
                 <w:b/>
                 <w:sz w:val="21"/>
                 <w:szCs w:val="21"/>
@@ -64,7 +64,7 @@
             </w:r>
             <w:r>
               <w:rPr>
-                <w:rFonts w:ascii="Arial" w:eastAsia="Arial" w:hAnsi="Arial" w:cs="Arial"/>
+                <w:rFonts w:ascii="Arial" w:hAnsi="Arial" w:cs="Arial" w:eastAsia="Arial"/>
                 <w:b/>
                 <w:sz w:val="21"/>
                 <w:szCs w:val="21"/>
@@ -73,7 +73,7 @@
             </w:r>
             <w:r>
               <w:rPr>
-                <w:rFonts w:ascii="Arial" w:eastAsia="Arial" w:hAnsi="Arial" w:cs="Arial"/>
+                <w:rFonts w:ascii="Arial" w:hAnsi="Arial" w:cs="Arial" w:eastAsia="Arial"/>
                 <w:b/>
                 <w:sz w:val="21"/>
                 <w:szCs w:val="21"/>
@@ -82,7 +82,7 @@
             </w:r>
             <w:r>
               <w:rPr>
-                <w:rFonts w:ascii="Arial" w:eastAsia="Arial" w:hAnsi="Arial" w:cs="Arial"/>
+                <w:rFonts w:ascii="Arial" w:hAnsi="Arial" w:cs="Arial" w:eastAsia="Arial"/>
                 <w:b/>
                 <w:sz w:val="21"/>
                 <w:szCs w:val="21"/>
@@ -91,7 +91,7 @@
             </w:r>
             <w:r>
               <w:rPr>
-                <w:rFonts w:ascii="Arial" w:eastAsia="Arial" w:hAnsi="Arial" w:cs="Arial"/>
+                <w:rFonts w:ascii="Arial" w:hAnsi="Arial" w:cs="Arial" w:eastAsia="Arial"/>
                 <w:b/>
                 <w:sz w:val="21"/>
                 <w:szCs w:val="21"/>
@@ -100,7 +100,7 @@
             </w:r>
             <w:r>
               <w:rPr>
-                <w:rFonts w:ascii="Arial" w:eastAsia="Arial" w:hAnsi="Arial" w:cs="Arial"/>
+                <w:rFonts w:ascii="Arial" w:hAnsi="Arial" w:cs="Arial" w:eastAsia="Arial"/>
                 <w:b/>
                 <w:sz w:val="21"/>
                 <w:szCs w:val="21"/>
@@ -109,7 +109,7 @@
             </w:r>
             <w:r>
               <w:rPr>
-                <w:rFonts w:ascii="Arial" w:eastAsia="Arial" w:hAnsi="Arial" w:cs="Arial"/>
+                <w:rFonts w:ascii="Arial" w:hAnsi="Arial" w:cs="Arial" w:eastAsia="Arial"/>
                 <w:b/>
                 <w:sz w:val="21"/>
                 <w:szCs w:val="21"/>
@@ -137,7 +137,7 @@
             <w:pPr>
               <w:ind w:left="3"/>
               <w:rPr>
-                <w:rFonts w:ascii="Arial" w:hAnsi="Arial" w:cs="Arial"/>
+                <w:rFonts w:ascii="Arial" w:hAnsi="Arial" w:cs="Arial" w:eastAsia="Arial"/>
                 <w:b/>
                 <w:bCs/>
                 <w:sz w:val="21"/>
@@ -146,7 +146,7 @@
             </w:pPr>
             <w:r>
               <w:rPr>
-                <w:rFonts w:ascii="Arial" w:hAnsi="Arial" w:cs="Arial"/>
+                <w:rFonts w:ascii="Arial" w:hAnsi="Arial" w:cs="Arial" w:eastAsia="Arial"/>
                 <w:b/>
                 <w:bCs/>
                 <w:sz w:val="21"/>
@@ -170,14 +170,14 @@
             <w:pPr>
               <w:spacing w:line="240" w:lineRule="auto"/>
               <w:rPr>
-                <w:rFonts w:ascii="Arial" w:hAnsi="Arial" w:cs="Arial"/>
+                <w:rFonts w:ascii="Arial" w:hAnsi="Arial" w:cs="Arial" w:eastAsia="Arial"/>
                 <w:sz w:val="21"/>
                 <w:szCs w:val="21"/>
               </w:rPr>
             </w:pPr>
             <w:r>
               <w:rPr>
-                <w:rFonts w:ascii="Arial" w:hAnsi="Arial" w:cs="Arial"/>
+                <w:rFonts w:ascii="Arial" w:hAnsi="Arial" w:cs="Arial" w:eastAsia="Arial"/>
                 <w:sz w:val="21"/>
                 <w:szCs w:val="21"/>
               </w:rPr>
@@ -204,7 +204,7 @@
             <w:pPr>
               <w:ind w:left="3"/>
               <w:rPr>
-                <w:rFonts w:ascii="Arial" w:hAnsi="Arial" w:cs="Arial"/>
+                <w:rFonts w:ascii="Arial" w:hAnsi="Arial" w:cs="Arial" w:eastAsia="Arial"/>
                 <w:b/>
                 <w:bCs/>
                 <w:sz w:val="21"/>
@@ -213,7 +213,7 @@
             </w:pPr>
             <w:r>
               <w:rPr>
-                <w:rFonts w:ascii="Arial" w:hAnsi="Arial" w:cs="Arial"/>
+                <w:rFonts w:ascii="Arial" w:hAnsi="Arial" w:cs="Arial" w:eastAsia="Arial"/>
                 <w:b/>
                 <w:bCs/>
                 <w:sz w:val="21"/>
@@ -237,14 +237,14 @@
             <w:pPr>
               <w:spacing w:line="240" w:lineRule="auto"/>
               <w:rPr>
-                <w:rFonts w:ascii="Arial" w:hAnsi="Arial" w:cs="Arial"/>
+                <w:rFonts w:ascii="Arial" w:hAnsi="Arial" w:cs="Arial" w:eastAsia="Arial"/>
                 <w:sz w:val="21"/>
                 <w:szCs w:val="21"/>
               </w:rPr>
             </w:pPr>
             <w:r>
               <w:rPr>
-                <w:rFonts w:ascii="Arial" w:hAnsi="Arial" w:cs="Arial"/>
+                <w:rFonts w:ascii="Arial" w:hAnsi="Arial" w:cs="Arial" w:eastAsia="Arial"/>
                 <w:sz w:val="21"/>
                 <w:szCs w:val="21"/>
               </w:rPr>
@@ -271,7 +271,7 @@
             <w:pPr>
               <w:ind w:left="3"/>
               <w:rPr>
-                <w:rFonts w:ascii="Arial" w:hAnsi="Arial" w:cs="Arial"/>
+                <w:rFonts w:ascii="Arial" w:hAnsi="Arial" w:cs="Arial" w:eastAsia="Arial"/>
                 <w:b/>
                 <w:bCs/>
                 <w:sz w:val="21"/>
@@ -280,7 +280,7 @@
             </w:pPr>
             <w:r>
               <w:rPr>
-                <w:rFonts w:ascii="Arial" w:hAnsi="Arial" w:cs="Arial"/>
+                <w:rFonts w:ascii="Arial" w:hAnsi="Arial" w:cs="Arial" w:eastAsia="Arial"/>
                 <w:b/>
                 <w:bCs/>
                 <w:sz w:val="21"/>
@@ -303,7 +303,7 @@
           <w:p>
             <w:pPr>
               <w:rPr>
-                <w:rFonts w:ascii="Arial" w:hAnsi="Arial" w:cs="Arial"/>
+                <w:rFonts w:ascii="Arial" w:hAnsi="Arial" w:cs="Arial" w:eastAsia="Arial"/>
                 <w:sz w:val="21"/>
                 <w:szCs w:val="21"/>
               </w:rPr>
@@ -311,7 +311,7 @@
             <w:proofErr w:type="spellStart"/>
             <w:r>
               <w:rPr>
-                <w:rFonts w:ascii="Arial" w:hAnsi="Arial" w:cs="Arial"/>
+                <w:rFonts w:ascii="Arial" w:hAnsi="Arial" w:cs="Arial" w:eastAsia="Arial"/>
                 <w:sz w:val="21"/>
                 <w:szCs w:val="21"/>
               </w:rPr>
@@ -320,7 +320,7 @@
             <w:proofErr w:type="spellEnd"/>
             <w:r>
               <w:rPr>
-                <w:rFonts w:ascii="Arial" w:hAnsi="Arial" w:cs="Arial"/>
+                <w:rFonts w:ascii="Arial" w:hAnsi="Arial" w:cs="Arial" w:eastAsia="Arial"/>
                 <w:sz w:val="21"/>
                 <w:szCs w:val="21"/>
               </w:rPr>
@@ -347,7 +347,7 @@
             <w:pPr>
               <w:ind w:left="3"/>
               <w:rPr>
-                <w:rFonts w:ascii="Arial" w:hAnsi="Arial" w:cs="Arial"/>
+                <w:rFonts w:ascii="Arial" w:hAnsi="Arial" w:cs="Arial" w:eastAsia="Arial"/>
                 <w:b/>
                 <w:bCs/>
                 <w:sz w:val="21"/>
@@ -356,7 +356,7 @@
             </w:pPr>
             <w:r>
               <w:rPr>
-                <w:rFonts w:ascii="Arial" w:hAnsi="Arial" w:cs="Arial"/>
+                <w:rFonts w:ascii="Arial" w:hAnsi="Arial" w:cs="Arial" w:eastAsia="Arial"/>
                 <w:b/>
                 <w:bCs/>
                 <w:sz w:val="21"/>
@@ -379,7 +379,7 @@
           <w:p>
             <w:pPr>
               <w:rPr>
-                <w:rFonts w:ascii="Arial" w:hAnsi="Arial" w:cs="Arial"/>
+                <w:rFonts w:ascii="Arial" w:hAnsi="Arial" w:cs="Arial" w:eastAsia="Arial"/>
                 <w:sz w:val="21"/>
                 <w:szCs w:val="21"/>
               </w:rPr>
@@ -387,7 +387,7 @@
             <w:proofErr w:type="spellStart"/>
             <w:r>
               <w:rPr>
-                <w:rFonts w:ascii="Arial" w:hAnsi="Arial" w:cs="Arial"/>
+                <w:rFonts w:ascii="Arial" w:hAnsi="Arial" w:cs="Arial" w:eastAsia="Arial"/>
                 <w:sz w:val="21"/>
                 <w:szCs w:val="21"/>
               </w:rPr>
@@ -396,7 +396,7 @@
             <w:proofErr w:type="spellEnd"/>
             <w:r>
               <w:rPr>
-                <w:rFonts w:ascii="Arial" w:hAnsi="Arial" w:cs="Arial"/>
+                <w:rFonts w:ascii="Arial" w:hAnsi="Arial" w:cs="Arial" w:eastAsia="Arial"/>
                 <w:sz w:val="21"/>
                 <w:szCs w:val="21"/>
               </w:rPr>
@@ -423,7 +423,7 @@
             <w:pPr>
               <w:ind w:left="3"/>
               <w:rPr>
-                <w:rFonts w:ascii="Arial" w:hAnsi="Arial" w:cs="Arial"/>
+                <w:rFonts w:ascii="Arial" w:hAnsi="Arial" w:cs="Arial" w:eastAsia="Arial"/>
                 <w:b/>
                 <w:bCs/>
                 <w:sz w:val="21"/>
@@ -432,7 +432,7 @@
             </w:pPr>
             <w:r>
               <w:rPr>
-                <w:rFonts w:ascii="Arial" w:hAnsi="Arial" w:cs="Arial"/>
+                <w:rFonts w:ascii="Arial" w:hAnsi="Arial" w:cs="Arial" w:eastAsia="Arial"/>
                 <w:b/>
                 <w:bCs/>
                 <w:sz w:val="21"/>
@@ -455,14 +455,14 @@
           <w:p>
             <w:pPr>
               <w:rPr>
-                <w:rFonts w:ascii="Arial" w:hAnsi="Arial" w:cs="Arial"/>
+                <w:rFonts w:ascii="Arial" w:hAnsi="Arial" w:cs="Arial" w:eastAsia="Arial"/>
                 <w:sz w:val="21"/>
                 <w:szCs w:val="21"/>
               </w:rPr>
             </w:pPr>
             <w:r>
               <w:rPr>
-                <w:rFonts w:ascii="Arial" w:hAnsi="Arial" w:cs="Arial"/>
+                <w:rFonts w:ascii="Arial" w:hAnsi="Arial" w:cs="Arial" w:eastAsia="Arial"/>
                 <w:sz w:val="21"/>
                 <w:szCs w:val="21"/>
               </w:rPr>
@@ -489,7 +489,7 @@
             <w:pPr>
               <w:ind w:left="3"/>
               <w:rPr>
-                <w:rFonts w:ascii="Arial" w:hAnsi="Arial" w:cs="Arial"/>
+                <w:rFonts w:ascii="Arial" w:hAnsi="Arial" w:cs="Arial" w:eastAsia="Arial"/>
                 <w:b/>
                 <w:bCs/>
                 <w:sz w:val="21"/>
@@ -498,7 +498,7 @@
             </w:pPr>
             <w:r>
               <w:rPr>
-                <w:rFonts w:ascii="Arial" w:hAnsi="Arial" w:cs="Arial"/>
+                <w:rFonts w:ascii="Arial" w:hAnsi="Arial" w:cs="Arial" w:eastAsia="Arial"/>
                 <w:b/>
                 <w:bCs/>
                 <w:sz w:val="21"/>
@@ -521,14 +521,14 @@
           <w:p>
             <w:pPr>
               <w:rPr>
-                <w:rFonts w:ascii="Arial" w:hAnsi="Arial" w:cs="Arial"/>
+                <w:rFonts w:ascii="Arial" w:hAnsi="Arial" w:cs="Arial" w:eastAsia="Arial"/>
                 <w:sz w:val="21"/>
                 <w:szCs w:val="21"/>
               </w:rPr>
             </w:pPr>
             <w:r>
               <w:rPr>
-                <w:rFonts w:ascii="Arial" w:hAnsi="Arial" w:cs="Arial"/>
+                <w:rFonts w:ascii="Arial" w:hAnsi="Arial" w:cs="Arial" w:eastAsia="Arial"/>
                 <w:sz w:val="21"/>
                 <w:szCs w:val="21"/>
               </w:rPr>
@@ -555,7 +555,7 @@
             <w:pPr>
               <w:ind w:left="3"/>
               <w:rPr>
-                <w:rFonts w:ascii="Arial" w:hAnsi="Arial" w:cs="Arial"/>
+                <w:rFonts w:ascii="Arial" w:hAnsi="Arial" w:cs="Arial" w:eastAsia="Arial"/>
                 <w:b/>
                 <w:bCs/>
                 <w:sz w:val="21"/>
@@ -564,7 +564,7 @@
             </w:pPr>
             <w:r>
               <w:rPr>
-                <w:rFonts w:ascii="Arial" w:hAnsi="Arial" w:cs="Arial"/>
+                <w:rFonts w:ascii="Arial" w:hAnsi="Arial" w:cs="Arial" w:eastAsia="Arial"/>
                 <w:b/>
                 <w:bCs/>
                 <w:sz w:val="21"/>
@@ -587,14 +587,14 @@
           <w:p>
             <w:pPr>
               <w:rPr>
-                <w:rFonts w:ascii="Arial" w:hAnsi="Arial" w:cs="Arial"/>
+                <w:rFonts w:ascii="Arial" w:hAnsi="Arial" w:cs="Arial" w:eastAsia="Arial"/>
                 <w:sz w:val="21"/>
                 <w:szCs w:val="21"/>
               </w:rPr>
             </w:pPr>
             <w:r>
               <w:rPr>
-                <w:rFonts w:ascii="Arial" w:hAnsi="Arial" w:cs="Arial"/>
+                <w:rFonts w:ascii="Arial" w:hAnsi="Arial" w:cs="Arial" w:eastAsia="Arial"/>
                 <w:sz w:val="21"/>
                 <w:szCs w:val="21"/>
               </w:rPr>
@@ -621,7 +621,7 @@
             <w:pPr>
               <w:ind w:left="3"/>
               <w:rPr>
-                <w:rFonts w:ascii="Arial" w:hAnsi="Arial" w:cs="Arial"/>
+                <w:rFonts w:ascii="Arial" w:hAnsi="Arial" w:cs="Arial" w:eastAsia="Arial"/>
                 <w:b/>
                 <w:bCs/>
                 <w:sz w:val="21"/>
@@ -630,7 +630,7 @@
             </w:pPr>
             <w:r>
               <w:rPr>
-                <w:rFonts w:ascii="Arial" w:hAnsi="Arial" w:cs="Arial"/>
+                <w:rFonts w:ascii="Arial" w:hAnsi="Arial" w:cs="Arial" w:eastAsia="Arial"/>
                 <w:b/>
                 <w:bCs/>
                 <w:sz w:val="21"/>
@@ -654,14 +654,14 @@
             <w:pPr>
               <w:spacing w:line="240" w:lineRule="auto"/>
               <w:rPr>
-                <w:rFonts w:ascii="Arial" w:hAnsi="Arial" w:cs="Arial"/>
+                <w:rFonts w:ascii="Arial" w:hAnsi="Arial" w:cs="Arial" w:eastAsia="Arial"/>
                 <w:sz w:val="21"/>
                 <w:szCs w:val="21"/>
               </w:rPr>
             </w:pPr>
             <w:r>
               <w:rPr>
-                <w:rFonts w:ascii="Arial" w:hAnsi="Arial" w:cs="Arial"/>
+                <w:rFonts w:ascii="Arial" w:hAnsi="Arial" w:cs="Arial" w:eastAsia="Arial"/>
                 <w:sz w:val="21"/>
                 <w:szCs w:val="21"/>
               </w:rPr>
@@ -687,10 +687,10 @@
   <w:docDefaults>
     <w:rPrDefault>
       <w:rPr>
-        <w:rFonts w:asciiTheme="minorHAnsi" w:eastAsiaTheme="minorHAnsi" w:hAnsiTheme="minorHAnsi" w:cstheme="minorBidi"/>
+        <w:rFonts w:ascii="Arial" w:hAnsi="Arial" w:cs="Arial" w:eastAsia="Arial"/>
         <w:kern w:val="2"/>
-        <w:sz w:val="24"/>
-        <w:szCs w:val="24"/>
+        <w:sz w:val="21"/>
+        <w:szCs w:val="21"/>
         <w:lang w:val="en-IN" w:eastAsia="en-US" w:bidi="ar-SA"/>
         <w14:ligatures w14:val="standardContextual"/>
       </w:rPr>
@@ -1087,9 +1087,9 @@
       <w:spacing w:line="259" w:lineRule="auto"/>
     </w:pPr>
     <w:rPr>
-      <w:rFonts w:ascii="Calibri" w:eastAsia="Calibri" w:hAnsi="Calibri" w:cs="Calibri"/>
+      <w:rFonts w:ascii="Arial" w:hAnsi="Arial" w:cs="Arial" w:eastAsia="Arial"/>
       <w:color w:val="000000"/>
-      <w:sz w:val="22"/>
+      <w:sz w:val="21"/>
       <w:lang w:eastAsia="en-IN"/>
     </w:rPr>
   </w:style>
@@ -1108,10 +1108,10 @@
       <w:outlineLvl w:val="0"/>
     </w:pPr>
     <w:rPr>
-      <w:rFonts w:asciiTheme="majorHAnsi" w:eastAsiaTheme="majorEastAsia" w:hAnsiTheme="majorHAnsi" w:cstheme="majorBidi"/>
+      <w:rFonts w:ascii="Arial" w:hAnsi="Arial" w:cs="Arial" w:eastAsia="Arial"/>
       <w:color w:val="0F4761" w:themeColor="accent1" w:themeShade="BF"/>
-      <w:sz w:val="40"/>
-      <w:szCs w:val="40"/>
+      <w:sz w:val="21"/>
+      <w:szCs w:val="21"/>
       <w:lang w:eastAsia="en-US"/>
     </w:rPr>
   </w:style>
@@ -1132,10 +1132,10 @@
       <w:outlineLvl w:val="1"/>
     </w:pPr>
     <w:rPr>
-      <w:rFonts w:asciiTheme="majorHAnsi" w:eastAsiaTheme="majorEastAsia" w:hAnsiTheme="majorHAnsi" w:cstheme="majorBidi"/>
+      <w:rFonts w:ascii="Arial" w:hAnsi="Arial" w:cs="Arial" w:eastAsia="Arial"/>
       <w:color w:val="0F4761" w:themeColor="accent1" w:themeShade="BF"/>
-      <w:sz w:val="32"/>
-      <w:szCs w:val="32"/>
+      <w:sz w:val="21"/>
+      <w:szCs w:val="21"/>
       <w:lang w:eastAsia="en-US"/>
     </w:rPr>
   </w:style>
@@ -1156,10 +1156,10 @@
       <w:outlineLvl w:val="2"/>
     </w:pPr>
     <w:rPr>
-      <w:rFonts w:asciiTheme="minorHAnsi" w:eastAsiaTheme="majorEastAsia" w:hAnsiTheme="minorHAnsi" w:cstheme="majorBidi"/>
+      <w:rFonts w:ascii="Arial" w:hAnsi="Arial" w:cs="Arial" w:eastAsia="Arial"/>
       <w:color w:val="0F4761" w:themeColor="accent1" w:themeShade="BF"/>
-      <w:sz w:val="28"/>
-      <w:szCs w:val="28"/>
+      <w:sz w:val="21"/>
+      <w:szCs w:val="21"/>
       <w:lang w:eastAsia="en-US"/>
     </w:rPr>
   </w:style>
@@ -1180,11 +1180,11 @@
       <w:outlineLvl w:val="3"/>
     </w:pPr>
     <w:rPr>
-      <w:rFonts w:asciiTheme="minorHAnsi" w:eastAsiaTheme="majorEastAsia" w:hAnsiTheme="minorHAnsi" w:cstheme="majorBidi"/>
+      <w:rFonts w:ascii="Arial" w:hAnsi="Arial" w:cs="Arial" w:eastAsia="Arial"/>
       <w:i/>
       <w:iCs/>
       <w:color w:val="0F4761" w:themeColor="accent1" w:themeShade="BF"/>
-      <w:sz w:val="24"/>
+      <w:sz w:val="21"/>
       <w:lang w:eastAsia="en-US"/>
     </w:rPr>
   </w:style>
@@ -1205,9 +1205,9 @@
       <w:outlineLvl w:val="4"/>
     </w:pPr>
     <w:rPr>
-      <w:rFonts w:asciiTheme="minorHAnsi" w:eastAsiaTheme="majorEastAsia" w:hAnsiTheme="minorHAnsi" w:cstheme="majorBidi"/>
+      <w:rFonts w:ascii="Arial" w:hAnsi="Arial" w:cs="Arial" w:eastAsia="Arial"/>
       <w:color w:val="0F4761" w:themeColor="accent1" w:themeShade="BF"/>
-      <w:sz w:val="24"/>
+      <w:sz w:val="21"/>
       <w:lang w:eastAsia="en-US"/>
     </w:rPr>
   </w:style>
@@ -1228,11 +1228,11 @@
       <w:outlineLvl w:val="5"/>
     </w:pPr>
     <w:rPr>
-      <w:rFonts w:asciiTheme="minorHAnsi" w:eastAsiaTheme="majorEastAsia" w:hAnsiTheme="minorHAnsi" w:cstheme="majorBidi"/>
+      <w:rFonts w:ascii="Arial" w:hAnsi="Arial" w:cs="Arial" w:eastAsia="Arial"/>
       <w:i/>
       <w:iCs/>
       <w:color w:val="595959" w:themeColor="text1" w:themeTint="A6"/>
-      <w:sz w:val="24"/>
+      <w:sz w:val="21"/>
       <w:lang w:eastAsia="en-US"/>
     </w:rPr>
   </w:style>
@@ -1253,9 +1253,9 @@
       <w:outlineLvl w:val="6"/>
     </w:pPr>
     <w:rPr>
-      <w:rFonts w:asciiTheme="minorHAnsi" w:eastAsiaTheme="majorEastAsia" w:hAnsiTheme="minorHAnsi" w:cstheme="majorBidi"/>
+      <w:rFonts w:ascii="Arial" w:hAnsi="Arial" w:cs="Arial" w:eastAsia="Arial"/>
       <w:color w:val="595959" w:themeColor="text1" w:themeTint="A6"/>
-      <w:sz w:val="24"/>
+      <w:sz w:val="21"/>
       <w:lang w:eastAsia="en-US"/>
     </w:rPr>
   </w:style>
@@ -1276,11 +1276,11 @@
       <w:outlineLvl w:val="7"/>
     </w:pPr>
     <w:rPr>
-      <w:rFonts w:asciiTheme="minorHAnsi" w:eastAsiaTheme="majorEastAsia" w:hAnsiTheme="minorHAnsi" w:cstheme="majorBidi"/>
+      <w:rFonts w:ascii="Arial" w:hAnsi="Arial" w:cs="Arial" w:eastAsia="Arial"/>
       <w:i/>
       <w:iCs/>
       <w:color w:val="272727" w:themeColor="text1" w:themeTint="D8"/>
-      <w:sz w:val="24"/>
+      <w:sz w:val="21"/>
       <w:lang w:eastAsia="en-US"/>
     </w:rPr>
   </w:style>
@@ -1301,9 +1301,9 @@
       <w:outlineLvl w:val="8"/>
     </w:pPr>
     <w:rPr>
-      <w:rFonts w:asciiTheme="minorHAnsi" w:eastAsiaTheme="majorEastAsia" w:hAnsiTheme="minorHAnsi" w:cstheme="majorBidi"/>
+      <w:rFonts w:ascii="Arial" w:hAnsi="Arial" w:cs="Arial" w:eastAsia="Arial"/>
       <w:color w:val="272727" w:themeColor="text1" w:themeTint="D8"/>
-      <w:sz w:val="24"/>
+      <w:sz w:val="21"/>
       <w:lang w:eastAsia="en-US"/>
     </w:rPr>
   </w:style>
@@ -1340,10 +1340,10 @@
     <w:uiPriority w:val="9"/>
     <w:rsid w:val="00C44E90"/>
     <w:rPr>
-      <w:rFonts w:asciiTheme="majorHAnsi" w:eastAsiaTheme="majorEastAsia" w:hAnsiTheme="majorHAnsi" w:cstheme="majorBidi"/>
+      <w:rFonts w:ascii="Arial" w:hAnsi="Arial" w:cs="Arial" w:eastAsia="Arial"/>
       <w:color w:val="0F4761" w:themeColor="accent1" w:themeShade="BF"/>
-      <w:sz w:val="40"/>
-      <w:szCs w:val="40"/>
+      <w:sz w:val="21"/>
+      <w:szCs w:val="21"/>
     </w:rPr>
   </w:style>
   <w:style w:type="character" w:customStyle="1" w:styleId="Heading2Char">
@@ -1354,10 +1354,10 @@
     <w:semiHidden/>
     <w:rsid w:val="00C44E90"/>
     <w:rPr>
-      <w:rFonts w:asciiTheme="majorHAnsi" w:eastAsiaTheme="majorEastAsia" w:hAnsiTheme="majorHAnsi" w:cstheme="majorBidi"/>
+      <w:rFonts w:ascii="Arial" w:hAnsi="Arial" w:cs="Arial" w:eastAsia="Arial"/>
       <w:color w:val="0F4761" w:themeColor="accent1" w:themeShade="BF"/>
-      <w:sz w:val="32"/>
-      <w:szCs w:val="32"/>
+      <w:sz w:val="21"/>
+      <w:szCs w:val="21"/>
     </w:rPr>
   </w:style>
   <w:style w:type="character" w:customStyle="1" w:styleId="Heading3Char">
@@ -1368,10 +1368,10 @@
     <w:semiHidden/>
     <w:rsid w:val="00C44E90"/>
     <w:rPr>
-      <w:rFonts w:eastAsiaTheme="majorEastAsia" w:cstheme="majorBidi"/>
+      <w:rFonts w:ascii="Arial" w:hAnsi="Arial" w:cs="Arial" w:eastAsia="Arial"/>
       <w:color w:val="0F4761" w:themeColor="accent1" w:themeShade="BF"/>
-      <w:sz w:val="28"/>
-      <w:szCs w:val="28"/>
+      <w:sz w:val="21"/>
+      <w:szCs w:val="21"/>
     </w:rPr>
   </w:style>
   <w:style w:type="character" w:customStyle="1" w:styleId="Heading4Char">
@@ -1382,7 +1382,7 @@
     <w:semiHidden/>
     <w:rsid w:val="00C44E90"/>
     <w:rPr>
-      <w:rFonts w:eastAsiaTheme="majorEastAsia" w:cstheme="majorBidi"/>
+      <w:rFonts w:ascii="Arial" w:hAnsi="Arial" w:cs="Arial" w:eastAsia="Arial"/>
       <w:i/>
       <w:iCs/>
       <w:color w:val="0F4761" w:themeColor="accent1" w:themeShade="BF"/>
@@ -1396,7 +1396,7 @@
     <w:semiHidden/>
     <w:rsid w:val="00C44E90"/>
     <w:rPr>
-      <w:rFonts w:eastAsiaTheme="majorEastAsia" w:cstheme="majorBidi"/>
+      <w:rFonts w:ascii="Arial" w:hAnsi="Arial" w:cs="Arial" w:eastAsia="Arial"/>
       <w:color w:val="0F4761" w:themeColor="accent1" w:themeShade="BF"/>
     </w:rPr>
   </w:style>
@@ -1408,7 +1408,7 @@
     <w:semiHidden/>
     <w:rsid w:val="00C44E90"/>
     <w:rPr>
-      <w:rFonts w:eastAsiaTheme="majorEastAsia" w:cstheme="majorBidi"/>
+      <w:rFonts w:ascii="Arial" w:hAnsi="Arial" w:cs="Arial" w:eastAsia="Arial"/>
       <w:i/>
       <w:iCs/>
       <w:color w:val="595959" w:themeColor="text1" w:themeTint="A6"/>
@@ -1422,7 +1422,7 @@
     <w:semiHidden/>
     <w:rsid w:val="00C44E90"/>
     <w:rPr>
-      <w:rFonts w:eastAsiaTheme="majorEastAsia" w:cstheme="majorBidi"/>
+      <w:rFonts w:ascii="Arial" w:hAnsi="Arial" w:cs="Arial" w:eastAsia="Arial"/>
       <w:color w:val="595959" w:themeColor="text1" w:themeTint="A6"/>
     </w:rPr>
   </w:style>
@@ -1434,7 +1434,7 @@
     <w:semiHidden/>
     <w:rsid w:val="00C44E90"/>
     <w:rPr>
-      <w:rFonts w:eastAsiaTheme="majorEastAsia" w:cstheme="majorBidi"/>
+      <w:rFonts w:ascii="Arial" w:hAnsi="Arial" w:cs="Arial" w:eastAsia="Arial"/>
       <w:i/>
       <w:iCs/>
       <w:color w:val="272727" w:themeColor="text1" w:themeTint="D8"/>
@@ -1448,7 +1448,7 @@
     <w:semiHidden/>
     <w:rsid w:val="00C44E90"/>
     <w:rPr>
-      <w:rFonts w:eastAsiaTheme="majorEastAsia" w:cstheme="majorBidi"/>
+      <w:rFonts w:ascii="Arial" w:hAnsi="Arial" w:cs="Arial" w:eastAsia="Arial"/>
       <w:color w:val="272727" w:themeColor="text1" w:themeTint="D8"/>
     </w:rPr>
   </w:style>
@@ -1465,12 +1465,12 @@
       <w:contextualSpacing/>
     </w:pPr>
     <w:rPr>
-      <w:rFonts w:asciiTheme="majorHAnsi" w:eastAsiaTheme="majorEastAsia" w:hAnsiTheme="majorHAnsi" w:cstheme="majorBidi"/>
+      <w:rFonts w:ascii="Arial" w:hAnsi="Arial" w:cs="Arial" w:eastAsia="Arial"/>
       <w:color w:val="auto"/>
       <w:spacing w:val="-10"/>
       <w:kern w:val="28"/>
-      <w:sz w:val="56"/>
-      <w:szCs w:val="56"/>
+      <w:sz w:val="21"/>
+      <w:szCs w:val="21"/>
       <w:lang w:eastAsia="en-US"/>
     </w:rPr>
   </w:style>
@@ -1481,11 +1481,11 @@
     <w:uiPriority w:val="10"/>
     <w:rsid w:val="00C44E90"/>
     <w:rPr>
-      <w:rFonts w:asciiTheme="majorHAnsi" w:eastAsiaTheme="majorEastAsia" w:hAnsiTheme="majorHAnsi" w:cstheme="majorBidi"/>
+      <w:rFonts w:ascii="Arial" w:hAnsi="Arial" w:cs="Arial" w:eastAsia="Arial"/>
       <w:spacing w:val="-10"/>
       <w:kern w:val="28"/>
-      <w:sz w:val="56"/>
-      <w:szCs w:val="56"/>
+      <w:sz w:val="21"/>
+      <w:szCs w:val="21"/>
     </w:rPr>
   </w:style>
   <w:style w:type="paragraph" w:styleId="Subtitle">
@@ -1503,11 +1503,11 @@
       <w:spacing w:line="278" w:lineRule="auto"/>
     </w:pPr>
     <w:rPr>
-      <w:rFonts w:asciiTheme="minorHAnsi" w:eastAsiaTheme="majorEastAsia" w:hAnsiTheme="minorHAnsi" w:cstheme="majorBidi"/>
+      <w:rFonts w:ascii="Arial" w:hAnsi="Arial" w:cs="Arial" w:eastAsia="Arial"/>
       <w:color w:val="595959" w:themeColor="text1" w:themeTint="A6"/>
       <w:spacing w:val="15"/>
-      <w:sz w:val="28"/>
-      <w:szCs w:val="28"/>
+      <w:sz w:val="21"/>
+      <w:szCs w:val="21"/>
       <w:lang w:eastAsia="en-US"/>
     </w:rPr>
   </w:style>
@@ -1518,11 +1518,11 @@
     <w:uiPriority w:val="11"/>
     <w:rsid w:val="00C44E90"/>
     <w:rPr>
-      <w:rFonts w:eastAsiaTheme="majorEastAsia" w:cstheme="majorBidi"/>
+      <w:rFonts w:ascii="Arial" w:hAnsi="Arial" w:cs="Arial" w:eastAsia="Arial"/>
       <w:color w:val="595959" w:themeColor="text1" w:themeTint="A6"/>
       <w:spacing w:val="15"/>
-      <w:sz w:val="28"/>
-      <w:szCs w:val="28"/>
+      <w:sz w:val="21"/>
+      <w:szCs w:val="21"/>
     </w:rPr>
   </w:style>
   <w:style w:type="paragraph" w:styleId="Quote">
@@ -1538,11 +1538,11 @@
       <w:jc w:val="center"/>
     </w:pPr>
     <w:rPr>
-      <w:rFonts w:asciiTheme="minorHAnsi" w:eastAsiaTheme="minorHAnsi" w:hAnsiTheme="minorHAnsi" w:cstheme="minorBidi"/>
+      <w:rFonts w:ascii="Arial" w:hAnsi="Arial" w:cs="Arial" w:eastAsia="Arial"/>
       <w:i/>
       <w:iCs/>
       <w:color w:val="404040" w:themeColor="text1" w:themeTint="BF"/>
-      <w:sz w:val="24"/>
+      <w:sz w:val="21"/>
       <w:lang w:eastAsia="en-US"/>
     </w:rPr>
   </w:style>
@@ -1570,9 +1570,9 @@
       <w:contextualSpacing/>
     </w:pPr>
     <w:rPr>
-      <w:rFonts w:asciiTheme="minorHAnsi" w:eastAsiaTheme="minorHAnsi" w:hAnsiTheme="minorHAnsi" w:cstheme="minorBidi"/>
+      <w:rFonts w:ascii="Arial" w:hAnsi="Arial" w:cs="Arial" w:eastAsia="Arial"/>
       <w:color w:val="auto"/>
-      <w:sz w:val="24"/>
+      <w:sz w:val="21"/>
       <w:lang w:eastAsia="en-US"/>
     </w:rPr>
   </w:style>
@@ -1606,11 +1606,11 @@
       <w:jc w:val="center"/>
     </w:pPr>
     <w:rPr>
-      <w:rFonts w:asciiTheme="minorHAnsi" w:eastAsiaTheme="minorHAnsi" w:hAnsiTheme="minorHAnsi" w:cstheme="minorBidi"/>
+      <w:rFonts w:ascii="Arial" w:hAnsi="Arial" w:cs="Arial" w:eastAsia="Arial"/>
       <w:i/>
       <w:iCs/>
       <w:color w:val="0F4761" w:themeColor="accent1" w:themeShade="BF"/>
-      <w:sz w:val="24"/>
+      <w:sz w:val="21"/>
       <w:lang w:eastAsia="en-US"/>
     </w:rPr>
   </w:style>
@@ -1647,7 +1647,7 @@
       <w:spacing w:after="0" w:line="240" w:lineRule="auto"/>
     </w:pPr>
     <w:rPr>
-      <w:rFonts w:eastAsiaTheme="minorEastAsia"/>
+      <w:rFonts w:ascii="Arial" w:hAnsi="Arial" w:cs="Arial" w:eastAsia="Arial"/>
       <w:lang w:eastAsia="en-IN"/>
     </w:rPr>
     <w:tblPr>
